--- a/docs/manuals/治具及模具管理系統＿管理人員說明書（中英）.docx
+++ b/docs/manuals/治具及模具管理系統＿管理人員說明書（中英）.docx
@@ -1303,6 +1303,70 @@
           <w:color w:val="0070C0"/>
         </w:rPr>
         <w:t>建議使用 Chrome 或 Edge。  |  Use Chrome or Edge for the best experience.</w:t>
+      </w:r>
+    </w:p>
+    <w:p>
+      <w:pPr>
+        <w:pStyle w:val="Heading2"/>
+      </w:pPr>
+      <w:r>
+        <w:t>2.1 第一次登入、密碼規則與鎖定  /  First Sign-in, Password Rules &amp; Lockout</w:t>
+      </w:r>
+    </w:p>
+    <w:p>
+      <w:pPr/>
+      <w:r>
+        <w:t>系統預設帳號為 admin、supervisor、engineer、operator，預設密碼都是 123456。第一次登入時，系統一定會先帶你到「修改密碼」頁，改好密碼才能使用其他功能。</w:t>
+      </w:r>
+    </w:p>
+    <w:p>
+      <w:pPr/>
+      <w:r>
+        <w:t>The default accounts are admin, supervisor, engineer and operator; the default password for all of them is 123456. On the first sign-in the system always opens the Change Password page first; the other pages are available after the password is changed.</w:t>
+      </w:r>
+    </w:p>
+    <w:p>
+      <w:pPr/>
+      <w:r>
+        <w:t>新密碼規則：8 到 50 個字元，不能和帳號相同，也不能是 12345678 這類常見密碼。從舊版更新上來的帳號，如果密碼不符合規則，下次登入時也會被要求修改。</w:t>
+      </w:r>
+    </w:p>
+    <w:p>
+      <w:pPr/>
+      <w:r>
+        <w:t>Password rules: 8 to 50 characters, not the same as the account name, and not a common password such as 12345678. After an update from an older version, accounts whose password breaks these rules are asked to change it at the next sign-in.</w:t>
+      </w:r>
+    </w:p>
+    <w:p>
+      <w:pPr/>
+      <w:r>
+        <w:t>連續輸入錯誤密碼 5 次，帳號會鎖定 15 分鐘。可以等 15 分鐘後再試，或請 Admin 解鎖。登入、登入失敗、鎖定與解鎖都會留下紀錄。</w:t>
+      </w:r>
+    </w:p>
+    <w:p>
+      <w:pPr/>
+      <w:r>
+        <w:t>After 5 wrong passwords in a row the account is locked for 15 minutes. Wait 15 minutes, or ask the Admin to unlock it. Sign-ins, failed sign-ins, lockouts and unlocks are all recorded.</w:t>
+      </w:r>
+    </w:p>
+    <w:p>
+      <w:pPr>
+        <w:pStyle w:val="Heading2"/>
+      </w:pPr>
+      <w:r>
+        <w:t>2.2 切換介面語言  /  Changing the Display Language</w:t>
+      </w:r>
+    </w:p>
+    <w:p>
+      <w:pPr/>
+      <w:r>
+        <w:t>登入頁和主要頁面上方有「語言」選單，可選 English、繁體中文、简体中文，按「套用」後立即切換。登入後選的語言會記在你的帳號，下次登入自動使用。</w:t>
+      </w:r>
+    </w:p>
+    <w:p>
+      <w:pPr/>
+      <w:r>
+        <w:t>The Language menu is on the sign-in page and at the top of the main pages: English, 繁體中文 or 简体中文. Click Apply to switch. After you sign in, your choice is saved with your account and used the next time.</w:t>
       </w:r>
     </w:p>
     <w:p>
@@ -3110,6 +3174,26 @@
     </w:p>
     <w:p>
       <w:pPr>
+        <w:pStyle w:val="Heading2"/>
+      </w:pPr>
+      <w:r>
+        <w:t>7.5 解鎖帳號  /  Unlocking an Account</w:t>
+      </w:r>
+    </w:p>
+    <w:p>
+      <w:pPr/>
+      <w:r>
+        <w:t>帳號被鎖定時，「使用者管理」清單會顯示「鎖定至（時間）」。Admin 按該帳號的「解鎖」即可立即解除，不用等 15 分鐘。</w:t>
+      </w:r>
+    </w:p>
+    <w:p>
+      <w:pPr/>
+      <w:r>
+        <w:t>A locked account shows "Locked until (time)" in User Management. The Admin clicks Unlock on that account to release it at once.</w:t>
+      </w:r>
+    </w:p>
+    <w:p>
+      <w:pPr>
         <w:pStyle w:val="Heading1"/>
       </w:pPr>
       <w:r>
@@ -3482,7 +3566,137 @@
           </w:p>
         </w:tc>
       </w:tr>
+      <w:tr>
+        <w:tc>
+          <w:tcPr>
+            <w:tcW w:type="dxa" w:w="2268"/>
+            <w:shd w:val="clear" w:color="auto" w:fill="D9E1F2"/>
+          </w:tcPr>
+          <w:p>
+            <w:r>
+              <w:rPr>
+                <w:sz w:val="20"/>
+              </w:rPr>
+              <w:t>帳號被鎖定怎麼辦？ My account is locked.</w:t>
+            </w:r>
+          </w:p>
+        </w:tc>
+        <w:tc>
+          <w:tcPr>
+            <w:tcW w:type="dxa" w:w="5669"/>
+            <w:shd w:val="clear" w:color="auto" w:fill="D9E1F2"/>
+          </w:tcPr>
+          <w:p>
+            <w:r>
+              <w:rPr>
+                <w:sz w:val="20"/>
+              </w:rPr>
+              <w:t>等 15 分鐘後再試，或請 Admin 在「使用者管理」按「解鎖」。</w:t>
+              <w:br/>
+              <w:t>Wait 15 minutes, or ask the Admin to click Unlock in User Management.</w:t>
+            </w:r>
+          </w:p>
+        </w:tc>
+      </w:tr>
+      <w:tr>
+        <w:tc>
+          <w:tcPr>
+            <w:tcW w:type="dxa" w:w="2268"/>
+          </w:tcPr>
+          <w:p>
+            <w:r>
+              <w:rPr>
+                <w:sz w:val="20"/>
+              </w:rPr>
+              <w:t>畫面語言不是我要的？ The screen is in the wrong language.</w:t>
+            </w:r>
+          </w:p>
+        </w:tc>
+        <w:tc>
+          <w:tcPr>
+            <w:tcW w:type="dxa" w:w="5669"/>
+          </w:tcPr>
+          <w:p>
+            <w:r>
+              <w:rPr>
+                <w:sz w:val="20"/>
+              </w:rPr>
+              <w:t>用畫面上方的「語言」選單切換，按「套用」。</w:t>
+              <w:br/>
+              <w:t>Choose a language in the Language menu at the top and click Apply.</w:t>
+            </w:r>
+          </w:p>
+        </w:tc>
+      </w:tr>
     </w:tbl>
+    <w:p>
+      <w:pPr>
+        <w:pStyle w:val="Heading1"/>
+      </w:pPr>
+      <w:r>
+        <w:t>第十章　系統設定與更新（系統管理員專用）  /  Chapter 10  System Settings &amp; Updates (Admin Only)</w:t>
+      </w:r>
+    </w:p>
+    <w:p>
+      <w:pPr>
+        <w:pStyle w:val="Heading2"/>
+      </w:pPr>
+      <w:r>
+        <w:t>10.1 時區  /  Time Zone</w:t>
+      </w:r>
+    </w:p>
+    <w:p>
+      <w:pPr/>
+      <w:r>
+        <w:t>Admin 在「系統設定」→「時區」選擇系統使用的時區。新安裝預設為伺服器電腦的時區；從舊版更新上來的系統維持台北時間。改完要重新啟動系統才生效，已經存在的紀錄時間不會換算。</w:t>
+      </w:r>
+    </w:p>
+    <w:p>
+      <w:pPr/>
+      <w:r>
+        <w:t>Admin: System Settings → Time Zone. New installations use the server computer's time zone; systems updated from an older version keep Taipei time. Restart the system after changing it; existing record times are not converted.</w:t>
+      </w:r>
+    </w:p>
+    <w:p>
+      <w:pPr>
+        <w:pStyle w:val="Heading2"/>
+      </w:pPr>
+      <w:r>
+        <w:t>10.2 HTTPS 加密連線  /  HTTPS</w:t>
+      </w:r>
+    </w:p>
+    <w:p>
+      <w:pPr/>
+      <w:r>
+        <w:t>HTTPS 會把瀏覽器和伺服器之間的連線加密（可選）。Admin 在「系統設定」→「HTTPS 加密連線」按「開啟 HTTPS」，重新啟動系統後，其他電腦改用 https://（伺服器 IP）:8443 開啟。系統使用自己產生的憑證，所以瀏覽器第一次會顯示警告，連線仍然是加密的。詳細步驟請按「HTTPS 說明」。</w:t>
+      </w:r>
+    </w:p>
+    <w:p>
+      <w:pPr/>
+      <w:r>
+        <w:t>HTTPS (optional) encrypts the connection between the browsers and the server. Admin: System Settings → HTTPS → Turn on HTTPS, then restart the system; other computers open https://(server IP):8443 . The system makes its own certificate, so browsers warn the first time; the connection is still encrypted. Details: the HTTPS guide button.</w:t>
+      </w:r>
+    </w:p>
+    <w:p>
+      <w:pPr>
+        <w:pStyle w:val="Heading2"/>
+      </w:pPr>
+      <w:r>
+        <w:t>10.3 線上更新  /  Online Update</w:t>
+      </w:r>
+    </w:p>
+    <w:p>
+      <w:pPr/>
+      <w:r>
+        <w:t>Admin 在首頁按「檢查系統更新」，有新版本時按「立即更新」。系統會先備份資料庫與檔案，安裝新版本後自動重新啟動；失敗會自動恢復原版本。資料、附件、授權與設定都會保留。從 v2.0 起，更新清單有數位簽章，被竄改的更新會被拒絕。</w:t>
+      </w:r>
+    </w:p>
+    <w:p>
+      <w:pPr/>
+      <w:r>
+        <w:t>Admin: on Home click Check for Updates, then Update now when a new version is available. The system backs up the database and files, installs the new version and restarts; if anything fails it restores the previous version. Data, attachments, the license and settings are kept. From v2.0 the update list is digitally signed and a tampered update is refused.</w:t>
+      </w:r>
+    </w:p>
     <w:sectPr>
       <w:pgSz w:w="12240" w:h="15840"/>
       <w:pgMar w:top="1134" w:right="1417" w:bottom="1134" w:left="1417" w:header="720" w:footer="720" w:gutter="0"/>
